--- a/_site/about.docx
+++ b/_site/about.docx
@@ -60,7 +60,7 @@
         </w:p>
       </w:sdtContent>
     </w:sdt>
-    <w:bookmarkStart w:id="9" w:name="overview"/>
+    <w:bookmarkStart w:id="20" w:name="overview"/>
     <w:p>
       <w:pPr>
         <w:pStyle w:val="Heading2"/>
@@ -167,8 +167,8 @@
         <w:t xml:space="preserve">), and a unified Plotly visual theme so the analyses read as one coherent study rather than five separate reports.</w:t>
       </w:r>
     </w:p>
-    <w:bookmarkEnd w:id="9"/>
-    <w:bookmarkStart w:id="10" w:name="the-team-research-questions"/>
+    <w:bookmarkEnd w:id="20"/>
+    <w:bookmarkStart w:id="21" w:name="the-team-research-questions"/>
     <w:p>
       <w:pPr>
         <w:pStyle w:val="Heading2"/>
@@ -633,8 +633,8 @@
         <w:t xml:space="preserve">.</w:t>
       </w:r>
     </w:p>
-    <w:bookmarkEnd w:id="10"/>
-    <w:bookmarkStart w:id="11" w:name="data-methodology"/>
+    <w:bookmarkEnd w:id="21"/>
+    <w:bookmarkStart w:id="22" w:name="data-methodology"/>
     <w:p>
       <w:pPr>
         <w:pStyle w:val="Heading2"/>
@@ -935,8 +935,8 @@
         <w:t xml:space="preserve">, and is the single source of truth for every downstream page. The most common skills overall are Communication (31,661), Data Analysis (28,515), Management (24,631), SQL (21,733), and Problem Solving (18,522).</w:t>
       </w:r>
     </w:p>
-    <w:bookmarkEnd w:id="11"/>
-    <w:bookmarkStart w:id="20" w:name="summary-of-findings"/>
+    <w:bookmarkEnd w:id="22"/>
+    <w:bookmarkStart w:id="31" w:name="summary-of-findings"/>
     <w:p>
       <w:pPr>
         <w:pStyle w:val="Heading2"/>
@@ -953,7 +953,7 @@
         <w:t xml:space="preserve">What follows is a synthesis of the eight research-question pages — read this as a one-paragraph executive summary per page if you want the conclusions without the figures.</w:t>
       </w:r>
     </w:p>
-    <w:bookmarkStart w:id="12" w:name="geography-of-ai-vs.-non-ai-jobs-ricardo"/>
+    <w:bookmarkStart w:id="23" w:name="geography-of-ai-vs.-non-ai-jobs-ricardo"/>
     <w:p>
       <w:pPr>
         <w:pStyle w:val="Heading3"/>
@@ -999,8 +999,8 @@
         <w:t xml:space="preserve">— #2 in both AI volume (UMD-LinkUp) and broad talent attraction, with Austin and Dallas–Fort Worth functioning as bridge metros. AI postings carry a measurable salary premium (median $120,425 vs. $114,700), widest in the highest-AI-intensity states. Skills diverge sharply: AI postings demand Python, ML, SQL, AWS/Azure, and PyTorch/TensorFlow; non-AI postings spread across communication, project management, and Excel. Predictive models confirm the segmentation — KMeans clustering naturally separates AI from non-AI postings (silhouette = 0.443 at K=2), and ONET code is the strongest predictor of both salary and AI classification.</w:t>
       </w:r>
     </w:p>
-    <w:bookmarkEnd w:id="12"/>
-    <w:bookmarkStart w:id="13" w:name="tech-hubs-vs.-emerging-cities-tianyi"/>
+    <w:bookmarkEnd w:id="23"/>
+    <w:bookmarkStart w:id="24" w:name="tech-hubs-vs.-emerging-cities-tianyi"/>
     <w:p>
       <w:pPr>
         <w:pStyle w:val="Heading3"/>
@@ -1030,8 +1030,8 @@
         <w:t xml:space="preserve">. Dallas, Atlanta, Chicago, and other diversified urban economies appear in the top metro rankings, suggesting AI hiring is diffusing as digital transformation spreads across industries and remote/distributed work becomes more feasible. The implication for job seekers: don’t restrict the search to coastal hubs — emerging metros offer growing AI opportunities, often with lower cost of living and less competition.</w:t>
       </w:r>
     </w:p>
-    <w:bookmarkEnd w:id="13"/>
-    <w:bookmarkStart w:id="14" w:name="remote-jobs-by-industry-zichen-zhang"/>
+    <w:bookmarkEnd w:id="24"/>
+    <w:bookmarkStart w:id="25" w:name="remote-jobs-by-industry-zichen-zhang"/>
     <w:p>
       <w:pPr>
         <w:pStyle w:val="Heading3"/>
@@ -1077,8 +1077,8 @@
         <w:t xml:space="preserve">: Custom Computer Programming Services (-10.5 pp), Computer Systems Design Services (-8.4 pp), Other Computer Related Services (-8.0 pp). The takeaway: remote-work availability is industry-specific, not a single market-wide trend. Job seekers prioritizing flexibility should evaluate sector-by-sector rather than assuming a uniform direction.</w:t>
       </w:r>
     </w:p>
-    <w:bookmarkEnd w:id="14"/>
-    <w:bookmarkStart w:id="15" w:name="urban-vs.-rural-job-markets-yingyi"/>
+    <w:bookmarkEnd w:id="25"/>
+    <w:bookmarkStart w:id="26" w:name="urban-vs.-rural-job-markets-yingyi"/>
     <w:p>
       <w:pPr>
         <w:pStyle w:val="Heading3"/>
@@ -1108,8 +1108,8 @@
         <w:t xml:space="preserve">, and the AI wage premium is more pronounced in cities. The pattern matches the literature on AI as a skill-biased, geographically concentrated transformer of work — it amplifies existing urban–rural inequality rather than redistributing opportunity evenly.</w:t>
       </w:r>
     </w:p>
-    <w:bookmarkEnd w:id="15"/>
-    <w:bookmarkStart w:id="16" w:name="most-in-demand-skills-omar"/>
+    <w:bookmarkEnd w:id="26"/>
+    <w:bookmarkStart w:id="27" w:name="most-in-demand-skills-omar"/>
     <w:p>
       <w:pPr>
         <w:pStyle w:val="Heading3"/>
@@ -1158,14 +1158,14 @@
         <w:t xml:space="preserve"> </w:t>
       </w:r>
       <w:r>
-        <w:t xml:space="preserve">(Radovilsky et al. 2018; Verma et al. 2019; Levendis et al. 2025)</w:t>
+        <w:t xml:space="preserve">(Radovilsky et al. 2018; Verma et al. 2019; Levendis, Dickes, and Wilks 2025)</w:t>
       </w:r>
       <w:r>
         <w:t xml:space="preserve">.</w:t>
       </w:r>
     </w:p>
-    <w:bookmarkEnd w:id="16"/>
-    <w:bookmarkStart w:id="17" w:name="aiml-in-job-descriptions-omar"/>
+    <w:bookmarkEnd w:id="27"/>
+    <w:bookmarkStart w:id="28" w:name="aiml-in-job-descriptions-omar"/>
     <w:p>
       <w:pPr>
         <w:pStyle w:val="Heading3"/>
@@ -1211,14 +1211,14 @@
         <w:t xml:space="preserve"> </w:t>
       </w:r>
       <w:r>
-        <w:t xml:space="preserve">Carnevale et al. (2023)</w:t>
+        <w:t xml:space="preserve">Carnevale, Cheah, and Wenzinger (2023)</w:t>
       </w:r>
       <w:r>
         <w:t xml:space="preserve">.</w:t>
       </w:r>
     </w:p>
-    <w:bookmarkEnd w:id="17"/>
-    <w:bookmarkStart w:id="18" w:name="industries-hiring-data-scientists-omar"/>
+    <w:bookmarkEnd w:id="28"/>
+    <w:bookmarkStart w:id="29" w:name="industries-hiring-data-scientists-omar"/>
     <w:p>
       <w:pPr>
         <w:pStyle w:val="Heading3"/>
@@ -1280,8 +1280,8 @@
         <w:t xml:space="preserve">(median $134,500), followed by Retail Trade ($115,000) and Finance ($104,000). Skill profiles vary by industry: Information emphasizes Python, ETL, and Data Modeling; Finance emphasizes SQL, Communication, and Presentations.</w:t>
       </w:r>
     </w:p>
-    <w:bookmarkEnd w:id="18"/>
-    <w:bookmarkStart w:id="19" w:name="business-analytics-career-outlook-omar"/>
+    <w:bookmarkEnd w:id="29"/>
+    <w:bookmarkStart w:id="30" w:name="business-analytics-career-outlook-omar"/>
     <w:p>
       <w:pPr>
         <w:pStyle w:val="Heading3"/>
@@ -1339,9 +1339,9 @@
         <w:t xml:space="preserve">identity that distinguishes BA from DS/ML’s programming/algorithms focus. Education barriers are lower (71.5% Bachelor’s, just 2.6% Master’s), and the field spans Professional Services, Manufacturing, Finance, and Healthcare. Remote availability is moderate (22.7% remote). The path is accessible, the demand sustained, and the career trajectory clear.</w:t>
       </w:r>
     </w:p>
-    <w:bookmarkEnd w:id="19"/>
-    <w:bookmarkEnd w:id="20"/>
-    <w:bookmarkStart w:id="21" w:name="predictive-modeling"/>
+    <w:bookmarkEnd w:id="30"/>
+    <w:bookmarkEnd w:id="31"/>
+    <w:bookmarkStart w:id="32" w:name="predictive-modeling"/>
     <w:p>
       <w:pPr>
         <w:pStyle w:val="Heading2"/>
@@ -1408,8 +1408,8 @@
         <w:t xml:space="preserve">) uses K-means clustering on the postings and a cosine-similarity skill matcher so users can paste their skills and see which job clusters they’re closest to.</w:t>
       </w:r>
     </w:p>
-    <w:bookmarkEnd w:id="21"/>
-    <w:bookmarkStart w:id="23" w:name="tools-reproducibility"/>
+    <w:bookmarkEnd w:id="32"/>
+    <w:bookmarkStart w:id="34" w:name="tools-reproducibility"/>
     <w:p>
       <w:pPr>
         <w:pStyle w:val="Heading2"/>
@@ -1506,7 +1506,7 @@
       <w:r>
         <w:t xml:space="preserve"> </w:t>
       </w:r>
-      <w:hyperlink r:id="rId22">
+      <w:hyperlink r:id="rId33">
         <w:r>
           <w:rPr>
             <w:rStyle w:val="Hyperlink"/>
@@ -1518,8 +1518,8 @@
         <w:t xml:space="preserve">.</w:t>
       </w:r>
     </w:p>
-    <w:bookmarkEnd w:id="23"/>
-    <w:bookmarkStart w:id="24" w:name="how-to-read-this-report"/>
+    <w:bookmarkEnd w:id="34"/>
+    <w:bookmarkStart w:id="35" w:name="how-to-read-this-report"/>
     <w:p>
       <w:pPr>
         <w:pStyle w:val="Heading2"/>
@@ -1583,8 +1583,8 @@
         <w:t xml:space="preserve">page.</w:t>
       </w:r>
     </w:p>
-    <w:bookmarkEnd w:id="24"/>
-    <w:bookmarkStart w:id="33" w:name="references"/>
+    <w:bookmarkEnd w:id="35"/>
+    <w:bookmarkStart w:id="44" w:name="references"/>
     <w:p>
       <w:pPr>
         <w:pStyle w:val="Heading2"/>
@@ -1593,8 +1593,8 @@
         <w:t xml:space="preserve">References</w:t>
       </w:r>
     </w:p>
-    <w:bookmarkStart w:id="32" w:name="refs"/>
-    <w:bookmarkStart w:id="26" w:name="ref-carnevale2023generative"/>
+    <w:bookmarkStart w:id="43" w:name="refs"/>
+    <w:bookmarkStart w:id="37" w:name="ref-carnevale2023generative"/>
     <w:p>
       <w:pPr>
         <w:pStyle w:val="Bibliography"/>
@@ -1606,19 +1606,18 @@
         <w:t xml:space="preserve"> </w:t>
       </w:r>
       <w:r>
-        <w:rPr>
-          <w:i/>
-          <w:iCs/>
-        </w:rPr>
-        <w:t xml:space="preserve">The Impact of Generative AI on the Labor Market</w:t>
-      </w:r>
-      <w:r>
-        <w:t xml:space="preserve">. Georgetown University Center on Education; the Workforce.</w:t>
-      </w:r>
-      <w:r>
-        <w:t xml:space="preserve"> </w:t>
-      </w:r>
-      <w:hyperlink r:id="rId25">
+        <w:t xml:space="preserve">“The Impact of Generative AI on the Labor Market.”</w:t>
+      </w:r>
+      <w:r>
+        <w:t xml:space="preserve"> </w:t>
+      </w:r>
+      <w:r>
+        <w:t xml:space="preserve">Georgetown University Center on Education; the Workforce.</w:t>
+      </w:r>
+      <w:r>
+        <w:t xml:space="preserve"> </w:t>
+      </w:r>
+      <w:hyperlink r:id="rId36">
         <w:r>
           <w:rPr>
             <w:rStyle w:val="Hyperlink"/>
@@ -1630,8 +1629,8 @@
         <w:t xml:space="preserve">.</w:t>
       </w:r>
     </w:p>
-    <w:bookmarkEnd w:id="26"/>
-    <w:bookmarkStart w:id="28" w:name="ref-levendis2025business"/>
+    <w:bookmarkEnd w:id="37"/>
+    <w:bookmarkStart w:id="39" w:name="ref-levendis2025business"/>
     <w:p>
       <w:pPr>
         <w:pStyle w:val="Bibliography"/>
@@ -1656,12 +1655,12 @@
         <w:t xml:space="preserve">Decision Sciences Journal of Innovative Education</w:t>
       </w:r>
       <w:r>
-        <w:t xml:space="preserve">, ahead of print.</w:t>
-      </w:r>
-      <w:r>
-        <w:t xml:space="preserve"> </w:t>
-      </w:r>
-      <w:hyperlink r:id="rId27">
+        <w:t xml:space="preserve">.</w:t>
+      </w:r>
+      <w:r>
+        <w:t xml:space="preserve"> </w:t>
+      </w:r>
+      <w:hyperlink r:id="rId38">
         <w:r>
           <w:rPr>
             <w:rStyle w:val="Hyperlink"/>
@@ -1673,8 +1672,8 @@
         <w:t xml:space="preserve">.</w:t>
       </w:r>
     </w:p>
-    <w:bookmarkEnd w:id="28"/>
-    <w:bookmarkStart w:id="29" w:name="ref-radovilsky2018skills"/>
+    <w:bookmarkEnd w:id="39"/>
+    <w:bookmarkStart w:id="40" w:name="ref-radovilsky2018skills"/>
     <w:p>
       <w:pPr>
         <w:pStyle w:val="Bibliography"/>
@@ -1705,8 +1704,8 @@
         <w:t xml:space="preserve">16 (1): 82–101.</w:t>
       </w:r>
     </w:p>
-    <w:bookmarkEnd w:id="29"/>
-    <w:bookmarkStart w:id="31" w:name="ref-verma2019investigation"/>
+    <w:bookmarkEnd w:id="40"/>
+    <w:bookmarkStart w:id="42" w:name="ref-verma2019investigation"/>
     <w:p>
       <w:pPr>
         <w:pStyle w:val="Bibliography"/>
@@ -1739,7 +1738,7 @@
       <w:r>
         <w:t xml:space="preserve"> </w:t>
       </w:r>
-      <w:hyperlink r:id="rId30">
+      <w:hyperlink r:id="rId41">
         <w:r>
           <w:rPr>
             <w:rStyle w:val="Hyperlink"/>
@@ -1751,14 +1750,10 @@
         <w:t xml:space="preserve">.</w:t>
       </w:r>
     </w:p>
-    <w:bookmarkEnd w:id="31"/>
-    <w:bookmarkEnd w:id="32"/>
-    <w:bookmarkEnd w:id="33"/>
-    <w:sectPr>
-      <w:footnotePr>
-        <w:numRestart w:val="eachSect"/>
-      </w:footnotePr>
-    </w:sectPr>
+    <w:bookmarkEnd w:id="42"/>
+    <w:bookmarkEnd w:id="43"/>
+    <w:bookmarkEnd w:id="44"/>
+    <w:sectPr/>
   </w:body>
 </w:document>
 </file>
@@ -1981,10 +1976,10 @@
   <w:docDefaults>
     <w:rPrDefault>
       <w:rPr>
-        <w:rFonts w:asciiTheme="minorHAnsi" w:cstheme="minorBidi" w:eastAsiaTheme="minorEastAsia" w:hAnsiTheme="minorHAnsi"/>
+        <w:rFonts w:asciiTheme="minorHAnsi" w:cstheme="minorBidi" w:eastAsiaTheme="minorHAnsi" w:hAnsiTheme="minorHAnsi"/>
         <w:sz w:val="24"/>
         <w:szCs w:val="24"/>
-        <w:lang w:bidi="ar-SA" w:eastAsia="zh-CN" w:val="en-US"/>
+        <w:lang w:bidi="ar-SA" w:eastAsia="en-US" w:val="en-US"/>
       </w:rPr>
     </w:rPrDefault>
     <w:pPrDefault>
@@ -2036,6 +2031,8 @@
     </w:pPr>
     <w:rPr>
       <w:rFonts w:asciiTheme="majorHAnsi" w:cstheme="majorBidi" w:eastAsiaTheme="majorEastAsia" w:hAnsiTheme="majorHAnsi"/>
+      <w:spacing w:val="-10"/>
+      <w:kern w:val="28"/>
       <w:sz w:val="56"/>
       <w:szCs w:val="56"/>
     </w:rPr>
@@ -2048,6 +2045,8 @@
     <w:rsid w:val="00A10FD9"/>
     <w:rPr>
       <w:rFonts w:asciiTheme="majorHAnsi" w:cstheme="majorBidi" w:eastAsiaTheme="majorEastAsia" w:hAnsiTheme="majorHAnsi"/>
+      <w:spacing w:val="-10"/>
+      <w:kern w:val="28"/>
       <w:sz w:val="56"/>
       <w:szCs w:val="56"/>
     </w:rPr>
@@ -2088,31 +2087,23 @@
   </w:style>
   <w:style w:customStyle="1" w:styleId="Author" w:type="paragraph">
     <w:name w:val="Author"/>
-    <w:basedOn w:val="Title"/>
     <w:next w:val="BodyText"/>
     <w:qFormat/>
     <w:pPr>
       <w:keepNext/>
       <w:keepLines/>
+      <w:jc w:val="center"/>
     </w:pPr>
-    <w:rPr>
-      <w:sz w:val="24"/>
-      <w:szCs w:val="24"/>
-    </w:rPr>
   </w:style>
   <w:style w:styleId="Date" w:type="paragraph">
     <w:name w:val="Date"/>
-    <w:basedOn w:val="Title"/>
     <w:next w:val="BodyText"/>
     <w:qFormat/>
     <w:pPr>
       <w:keepNext/>
       <w:keepLines/>
+      <w:jc w:val="center"/>
     </w:pPr>
-    <w:rPr>
-      <w:sz w:val="24"/>
-      <w:szCs w:val="24"/>
-    </w:rPr>
   </w:style>
   <w:style w:customStyle="1" w:styleId="AbstractTitle" w:type="paragraph">
     <w:name w:val="Abstract Title"/>
@@ -2525,6 +2516,13 @@
       </w:tblCellMar>
     </w:tblPr>
     <w:tblStylePr w:type="firstRow">
+      <w:tblPr>
+        <w:jc w:val="left"/>
+        <w:tblInd w:type="dxa" w:w="0"/>
+      </w:tblPr>
+      <w:trPr>
+        <w:jc w:val="left"/>
+      </w:trPr>
       <w:tcPr>
         <w:tcBorders>
           <w:bottom w:val="single"/>

--- a/_site/about.docx
+++ b/_site/about.docx
@@ -84,13 +84,13 @@
           <w:b/>
           <w:bCs/>
         </w:rPr>
-        <w:t xml:space="preserve">AD688: Web Analytics for Business</w:t>
-      </w:r>
-      <w:r>
-        <w:t xml:space="preserve"> </w:t>
-      </w:r>
-      <w:r>
-        <w:t xml:space="preserve">at Boston University, completed by Team 1 — five graduate students in Boston University’s Applied Business Analytics program. The site investigates how the U.S. labor market is being reshaped by artificial intelligence, remote work, and shifts in industry demand. Using</w:t>
+        <w:t xml:space="preserve">AD688: Cloud Analytics for Business</w:t>
+      </w:r>
+      <w:r>
+        <w:t xml:space="preserve"> </w:t>
+      </w:r>
+      <w:r>
+        <w:t xml:space="preserve">at Boston University. The site investigates how the U.S. labor market is being reshaped by artificial intelligence, remote work, and shifts in industry demand. Using</w:t>
       </w:r>
       <w:r>
         <w:t xml:space="preserve"> </w:t>

--- a/_site/about.docx
+++ b/_site/about.docx
@@ -60,7 +60,7 @@
         </w:p>
       </w:sdtContent>
     </w:sdt>
-    <w:bookmarkStart w:id="20" w:name="overview"/>
+    <w:bookmarkStart w:id="9" w:name="overview"/>
     <w:p>
       <w:pPr>
         <w:pStyle w:val="Heading2"/>
@@ -167,8 +167,8 @@
         <w:t xml:space="preserve">), and a unified Plotly visual theme so the analyses read as one coherent study rather than five separate reports.</w:t>
       </w:r>
     </w:p>
-    <w:bookmarkEnd w:id="20"/>
-    <w:bookmarkStart w:id="21" w:name="the-team-research-questions"/>
+    <w:bookmarkEnd w:id="9"/>
+    <w:bookmarkStart w:id="10" w:name="the-team-research-questions"/>
     <w:p>
       <w:pPr>
         <w:pStyle w:val="Heading2"/>
@@ -633,8 +633,8 @@
         <w:t xml:space="preserve">.</w:t>
       </w:r>
     </w:p>
-    <w:bookmarkEnd w:id="21"/>
-    <w:bookmarkStart w:id="22" w:name="data-methodology"/>
+    <w:bookmarkEnd w:id="10"/>
+    <w:bookmarkStart w:id="11" w:name="data-methodology"/>
     <w:p>
       <w:pPr>
         <w:pStyle w:val="Heading2"/>
@@ -935,8 +935,8 @@
         <w:t xml:space="preserve">, and is the single source of truth for every downstream page. The most common skills overall are Communication (31,661), Data Analysis (28,515), Management (24,631), SQL (21,733), and Problem Solving (18,522).</w:t>
       </w:r>
     </w:p>
-    <w:bookmarkEnd w:id="22"/>
-    <w:bookmarkStart w:id="31" w:name="summary-of-findings"/>
+    <w:bookmarkEnd w:id="11"/>
+    <w:bookmarkStart w:id="20" w:name="summary-of-findings"/>
     <w:p>
       <w:pPr>
         <w:pStyle w:val="Heading2"/>
@@ -953,7 +953,7 @@
         <w:t xml:space="preserve">What follows is a synthesis of the eight research-question pages — read this as a one-paragraph executive summary per page if you want the conclusions without the figures.</w:t>
       </w:r>
     </w:p>
-    <w:bookmarkStart w:id="23" w:name="geography-of-ai-vs.-non-ai-jobs-ricardo"/>
+    <w:bookmarkStart w:id="12" w:name="geography-of-ai-vs.-non-ai-jobs-ricardo"/>
     <w:p>
       <w:pPr>
         <w:pStyle w:val="Heading3"/>
@@ -999,8 +999,8 @@
         <w:t xml:space="preserve">— #2 in both AI volume (UMD-LinkUp) and broad talent attraction, with Austin and Dallas–Fort Worth functioning as bridge metros. AI postings carry a measurable salary premium (median $120,425 vs. $114,700), widest in the highest-AI-intensity states. Skills diverge sharply: AI postings demand Python, ML, SQL, AWS/Azure, and PyTorch/TensorFlow; non-AI postings spread across communication, project management, and Excel. Predictive models confirm the segmentation — KMeans clustering naturally separates AI from non-AI postings (silhouette = 0.443 at K=2), and ONET code is the strongest predictor of both salary and AI classification.</w:t>
       </w:r>
     </w:p>
-    <w:bookmarkEnd w:id="23"/>
-    <w:bookmarkStart w:id="24" w:name="tech-hubs-vs.-emerging-cities-tianyi"/>
+    <w:bookmarkEnd w:id="12"/>
+    <w:bookmarkStart w:id="13" w:name="tech-hubs-vs.-emerging-cities-tianyi"/>
     <w:p>
       <w:pPr>
         <w:pStyle w:val="Heading3"/>
@@ -1030,8 +1030,8 @@
         <w:t xml:space="preserve">. Dallas, Atlanta, Chicago, and other diversified urban economies appear in the top metro rankings, suggesting AI hiring is diffusing as digital transformation spreads across industries and remote/distributed work becomes more feasible. The implication for job seekers: don’t restrict the search to coastal hubs — emerging metros offer growing AI opportunities, often with lower cost of living and less competition.</w:t>
       </w:r>
     </w:p>
-    <w:bookmarkEnd w:id="24"/>
-    <w:bookmarkStart w:id="25" w:name="remote-jobs-by-industry-zichen-zhang"/>
+    <w:bookmarkEnd w:id="13"/>
+    <w:bookmarkStart w:id="14" w:name="remote-jobs-by-industry-zichen-zhang"/>
     <w:p>
       <w:pPr>
         <w:pStyle w:val="Heading3"/>
@@ -1077,8 +1077,8 @@
         <w:t xml:space="preserve">: Custom Computer Programming Services (-10.5 pp), Computer Systems Design Services (-8.4 pp), Other Computer Related Services (-8.0 pp). The takeaway: remote-work availability is industry-specific, not a single market-wide trend. Job seekers prioritizing flexibility should evaluate sector-by-sector rather than assuming a uniform direction.</w:t>
       </w:r>
     </w:p>
-    <w:bookmarkEnd w:id="25"/>
-    <w:bookmarkStart w:id="26" w:name="urban-vs.-rural-job-markets-yingyi"/>
+    <w:bookmarkEnd w:id="14"/>
+    <w:bookmarkStart w:id="15" w:name="urban-vs.-rural-job-markets-yingyi"/>
     <w:p>
       <w:pPr>
         <w:pStyle w:val="Heading3"/>
@@ -1108,8 +1108,8 @@
         <w:t xml:space="preserve">, and the AI wage premium is more pronounced in cities. The pattern matches the literature on AI as a skill-biased, geographically concentrated transformer of work — it amplifies existing urban–rural inequality rather than redistributing opportunity evenly.</w:t>
       </w:r>
     </w:p>
-    <w:bookmarkEnd w:id="26"/>
-    <w:bookmarkStart w:id="27" w:name="most-in-demand-skills-omar"/>
+    <w:bookmarkEnd w:id="15"/>
+    <w:bookmarkStart w:id="16" w:name="most-in-demand-skills-omar"/>
     <w:p>
       <w:pPr>
         <w:pStyle w:val="Heading3"/>
@@ -1158,14 +1158,14 @@
         <w:t xml:space="preserve"> </w:t>
       </w:r>
       <w:r>
-        <w:t xml:space="preserve">(Radovilsky et al. 2018; Verma et al. 2019; Levendis, Dickes, and Wilks 2025)</w:t>
+        <w:t xml:space="preserve">(Radovilsky et al. 2018; Verma et al. 2019; Levendis et al. 2025)</w:t>
       </w:r>
       <w:r>
         <w:t xml:space="preserve">.</w:t>
       </w:r>
     </w:p>
-    <w:bookmarkEnd w:id="27"/>
-    <w:bookmarkStart w:id="28" w:name="aiml-in-job-descriptions-omar"/>
+    <w:bookmarkEnd w:id="16"/>
+    <w:bookmarkStart w:id="17" w:name="aiml-in-job-descriptions-omar"/>
     <w:p>
       <w:pPr>
         <w:pStyle w:val="Heading3"/>
@@ -1211,14 +1211,14 @@
         <w:t xml:space="preserve"> </w:t>
       </w:r>
       <w:r>
-        <w:t xml:space="preserve">Carnevale, Cheah, and Wenzinger (2023)</w:t>
+        <w:t xml:space="preserve">Carnevale et al. (2023)</w:t>
       </w:r>
       <w:r>
         <w:t xml:space="preserve">.</w:t>
       </w:r>
     </w:p>
-    <w:bookmarkEnd w:id="28"/>
-    <w:bookmarkStart w:id="29" w:name="industries-hiring-data-scientists-omar"/>
+    <w:bookmarkEnd w:id="17"/>
+    <w:bookmarkStart w:id="18" w:name="industries-hiring-data-scientists-omar"/>
     <w:p>
       <w:pPr>
         <w:pStyle w:val="Heading3"/>
@@ -1280,8 +1280,8 @@
         <w:t xml:space="preserve">(median $134,500), followed by Retail Trade ($115,000) and Finance ($104,000). Skill profiles vary by industry: Information emphasizes Python, ETL, and Data Modeling; Finance emphasizes SQL, Communication, and Presentations.</w:t>
       </w:r>
     </w:p>
-    <w:bookmarkEnd w:id="29"/>
-    <w:bookmarkStart w:id="30" w:name="business-analytics-career-outlook-omar"/>
+    <w:bookmarkEnd w:id="18"/>
+    <w:bookmarkStart w:id="19" w:name="business-analytics-career-outlook-omar"/>
     <w:p>
       <w:pPr>
         <w:pStyle w:val="Heading3"/>
@@ -1339,9 +1339,9 @@
         <w:t xml:space="preserve">identity that distinguishes BA from DS/ML’s programming/algorithms focus. Education barriers are lower (71.5% Bachelor’s, just 2.6% Master’s), and the field spans Professional Services, Manufacturing, Finance, and Healthcare. Remote availability is moderate (22.7% remote). The path is accessible, the demand sustained, and the career trajectory clear.</w:t>
       </w:r>
     </w:p>
-    <w:bookmarkEnd w:id="30"/>
-    <w:bookmarkEnd w:id="31"/>
-    <w:bookmarkStart w:id="32" w:name="predictive-modeling"/>
+    <w:bookmarkEnd w:id="19"/>
+    <w:bookmarkEnd w:id="20"/>
+    <w:bookmarkStart w:id="21" w:name="predictive-modeling"/>
     <w:p>
       <w:pPr>
         <w:pStyle w:val="Heading2"/>
@@ -1408,8 +1408,8 @@
         <w:t xml:space="preserve">) uses K-means clustering on the postings and a cosine-similarity skill matcher so users can paste their skills and see which job clusters they’re closest to.</w:t>
       </w:r>
     </w:p>
-    <w:bookmarkEnd w:id="32"/>
-    <w:bookmarkStart w:id="34" w:name="tools-reproducibility"/>
+    <w:bookmarkEnd w:id="21"/>
+    <w:bookmarkStart w:id="23" w:name="tools-reproducibility"/>
     <w:p>
       <w:pPr>
         <w:pStyle w:val="Heading2"/>
@@ -1506,7 +1506,7 @@
       <w:r>
         <w:t xml:space="preserve"> </w:t>
       </w:r>
-      <w:hyperlink r:id="rId33">
+      <w:hyperlink r:id="rId22">
         <w:r>
           <w:rPr>
             <w:rStyle w:val="Hyperlink"/>
@@ -1518,8 +1518,8 @@
         <w:t xml:space="preserve">.</w:t>
       </w:r>
     </w:p>
-    <w:bookmarkEnd w:id="34"/>
-    <w:bookmarkStart w:id="35" w:name="how-to-read-this-report"/>
+    <w:bookmarkEnd w:id="23"/>
+    <w:bookmarkStart w:id="24" w:name="how-to-read-this-report"/>
     <w:p>
       <w:pPr>
         <w:pStyle w:val="Heading2"/>
@@ -1583,8 +1583,8 @@
         <w:t xml:space="preserve">page.</w:t>
       </w:r>
     </w:p>
-    <w:bookmarkEnd w:id="35"/>
-    <w:bookmarkStart w:id="44" w:name="references"/>
+    <w:bookmarkEnd w:id="24"/>
+    <w:bookmarkStart w:id="33" w:name="references"/>
     <w:p>
       <w:pPr>
         <w:pStyle w:val="Heading2"/>
@@ -1593,8 +1593,8 @@
         <w:t xml:space="preserve">References</w:t>
       </w:r>
     </w:p>
-    <w:bookmarkStart w:id="43" w:name="refs"/>
-    <w:bookmarkStart w:id="37" w:name="ref-carnevale2023generative"/>
+    <w:bookmarkStart w:id="32" w:name="refs"/>
+    <w:bookmarkStart w:id="26" w:name="ref-carnevale2023generative"/>
     <w:p>
       <w:pPr>
         <w:pStyle w:val="Bibliography"/>
@@ -1606,18 +1606,19 @@
         <w:t xml:space="preserve"> </w:t>
       </w:r>
       <w:r>
-        <w:t xml:space="preserve">“The Impact of Generative AI on the Labor Market.”</w:t>
-      </w:r>
-      <w:r>
-        <w:t xml:space="preserve"> </w:t>
-      </w:r>
-      <w:r>
-        <w:t xml:space="preserve">Georgetown University Center on Education; the Workforce.</w:t>
-      </w:r>
-      <w:r>
-        <w:t xml:space="preserve"> </w:t>
-      </w:r>
-      <w:hyperlink r:id="rId36">
+        <w:rPr>
+          <w:i/>
+          <w:iCs/>
+        </w:rPr>
+        <w:t xml:space="preserve">The Impact of Generative AI on the Labor Market</w:t>
+      </w:r>
+      <w:r>
+        <w:t xml:space="preserve">. Georgetown University Center on Education; the Workforce.</w:t>
+      </w:r>
+      <w:r>
+        <w:t xml:space="preserve"> </w:t>
+      </w:r>
+      <w:hyperlink r:id="rId25">
         <w:r>
           <w:rPr>
             <w:rStyle w:val="Hyperlink"/>
@@ -1629,8 +1630,8 @@
         <w:t xml:space="preserve">.</w:t>
       </w:r>
     </w:p>
-    <w:bookmarkEnd w:id="37"/>
-    <w:bookmarkStart w:id="39" w:name="ref-levendis2025business"/>
+    <w:bookmarkEnd w:id="26"/>
+    <w:bookmarkStart w:id="28" w:name="ref-levendis2025business"/>
     <w:p>
       <w:pPr>
         <w:pStyle w:val="Bibliography"/>
@@ -1655,12 +1656,12 @@
         <w:t xml:space="preserve">Decision Sciences Journal of Innovative Education</w:t>
       </w:r>
       <w:r>
-        <w:t xml:space="preserve">.</w:t>
-      </w:r>
-      <w:r>
-        <w:t xml:space="preserve"> </w:t>
-      </w:r>
-      <w:hyperlink r:id="rId38">
+        <w:t xml:space="preserve">, ahead of print.</w:t>
+      </w:r>
+      <w:r>
+        <w:t xml:space="preserve"> </w:t>
+      </w:r>
+      <w:hyperlink r:id="rId27">
         <w:r>
           <w:rPr>
             <w:rStyle w:val="Hyperlink"/>
@@ -1672,8 +1673,8 @@
         <w:t xml:space="preserve">.</w:t>
       </w:r>
     </w:p>
-    <w:bookmarkEnd w:id="39"/>
-    <w:bookmarkStart w:id="40" w:name="ref-radovilsky2018skills"/>
+    <w:bookmarkEnd w:id="28"/>
+    <w:bookmarkStart w:id="29" w:name="ref-radovilsky2018skills"/>
     <w:p>
       <w:pPr>
         <w:pStyle w:val="Bibliography"/>
@@ -1704,8 +1705,8 @@
         <w:t xml:space="preserve">16 (1): 82–101.</w:t>
       </w:r>
     </w:p>
-    <w:bookmarkEnd w:id="40"/>
-    <w:bookmarkStart w:id="42" w:name="ref-verma2019investigation"/>
+    <w:bookmarkEnd w:id="29"/>
+    <w:bookmarkStart w:id="31" w:name="ref-verma2019investigation"/>
     <w:p>
       <w:pPr>
         <w:pStyle w:val="Bibliography"/>
@@ -1738,7 +1739,7 @@
       <w:r>
         <w:t xml:space="preserve"> </w:t>
       </w:r>
-      <w:hyperlink r:id="rId41">
+      <w:hyperlink r:id="rId30">
         <w:r>
           <w:rPr>
             <w:rStyle w:val="Hyperlink"/>
@@ -1750,10 +1751,14 @@
         <w:t xml:space="preserve">.</w:t>
       </w:r>
     </w:p>
-    <w:bookmarkEnd w:id="42"/>
-    <w:bookmarkEnd w:id="43"/>
-    <w:bookmarkEnd w:id="44"/>
-    <w:sectPr/>
+    <w:bookmarkEnd w:id="31"/>
+    <w:bookmarkEnd w:id="32"/>
+    <w:bookmarkEnd w:id="33"/>
+    <w:sectPr>
+      <w:footnotePr>
+        <w:numRestart w:val="eachSect"/>
+      </w:footnotePr>
+    </w:sectPr>
   </w:body>
 </w:document>
 </file>
@@ -1976,10 +1981,10 @@
   <w:docDefaults>
     <w:rPrDefault>
       <w:rPr>
-        <w:rFonts w:asciiTheme="minorHAnsi" w:cstheme="minorBidi" w:eastAsiaTheme="minorHAnsi" w:hAnsiTheme="minorHAnsi"/>
+        <w:rFonts w:asciiTheme="minorHAnsi" w:cstheme="minorBidi" w:eastAsiaTheme="minorEastAsia" w:hAnsiTheme="minorHAnsi"/>
         <w:sz w:val="24"/>
         <w:szCs w:val="24"/>
-        <w:lang w:bidi="ar-SA" w:eastAsia="en-US" w:val="en-US"/>
+        <w:lang w:bidi="ar-SA" w:eastAsia="zh-CN" w:val="en-US"/>
       </w:rPr>
     </w:rPrDefault>
     <w:pPrDefault>
@@ -2031,8 +2036,6 @@
     </w:pPr>
     <w:rPr>
       <w:rFonts w:asciiTheme="majorHAnsi" w:cstheme="majorBidi" w:eastAsiaTheme="majorEastAsia" w:hAnsiTheme="majorHAnsi"/>
-      <w:spacing w:val="-10"/>
-      <w:kern w:val="28"/>
       <w:sz w:val="56"/>
       <w:szCs w:val="56"/>
     </w:rPr>
@@ -2045,8 +2048,6 @@
     <w:rsid w:val="00A10FD9"/>
     <w:rPr>
       <w:rFonts w:asciiTheme="majorHAnsi" w:cstheme="majorBidi" w:eastAsiaTheme="majorEastAsia" w:hAnsiTheme="majorHAnsi"/>
-      <w:spacing w:val="-10"/>
-      <w:kern w:val="28"/>
       <w:sz w:val="56"/>
       <w:szCs w:val="56"/>
     </w:rPr>
@@ -2087,23 +2088,31 @@
   </w:style>
   <w:style w:customStyle="1" w:styleId="Author" w:type="paragraph">
     <w:name w:val="Author"/>
+    <w:basedOn w:val="Title"/>
     <w:next w:val="BodyText"/>
     <w:qFormat/>
     <w:pPr>
       <w:keepNext/>
       <w:keepLines/>
-      <w:jc w:val="center"/>
     </w:pPr>
+    <w:rPr>
+      <w:sz w:val="24"/>
+      <w:szCs w:val="24"/>
+    </w:rPr>
   </w:style>
   <w:style w:styleId="Date" w:type="paragraph">
     <w:name w:val="Date"/>
+    <w:basedOn w:val="Title"/>
     <w:next w:val="BodyText"/>
     <w:qFormat/>
     <w:pPr>
       <w:keepNext/>
       <w:keepLines/>
-      <w:jc w:val="center"/>
     </w:pPr>
+    <w:rPr>
+      <w:sz w:val="24"/>
+      <w:szCs w:val="24"/>
+    </w:rPr>
   </w:style>
   <w:style w:customStyle="1" w:styleId="AbstractTitle" w:type="paragraph">
     <w:name w:val="Abstract Title"/>
@@ -2516,13 +2525,6 @@
       </w:tblCellMar>
     </w:tblPr>
     <w:tblStylePr w:type="firstRow">
-      <w:tblPr>
-        <w:jc w:val="left"/>
-        <w:tblInd w:type="dxa" w:w="0"/>
-      </w:tblPr>
-      <w:trPr>
-        <w:jc w:val="left"/>
-      </w:trPr>
       <w:tcPr>
         <w:tcBorders>
           <w:bottom w:val="single"/>

--- a/_site/about.docx
+++ b/_site/about.docx
@@ -31,7 +31,7 @@
         <w:pStyle w:val="Date"/>
       </w:pPr>
       <w:r>
-        <w:t xml:space="preserve">2026-04-27</w:t>
+        <w:t xml:space="preserve">2026-04-28</w:t>
       </w:r>
     </w:p>
     <w:sdt>

--- a/_site/about.docx
+++ b/_site/about.docx
@@ -60,7 +60,7 @@
         </w:p>
       </w:sdtContent>
     </w:sdt>
-    <w:bookmarkStart w:id="9" w:name="overview"/>
+    <w:bookmarkStart w:id="20" w:name="overview"/>
     <w:p>
       <w:pPr>
         <w:pStyle w:val="Heading2"/>
@@ -167,8 +167,8 @@
         <w:t xml:space="preserve">), and a unified Plotly visual theme so the analyses read as one coherent study rather than five separate reports.</w:t>
       </w:r>
     </w:p>
-    <w:bookmarkEnd w:id="9"/>
-    <w:bookmarkStart w:id="10" w:name="the-team-research-questions"/>
+    <w:bookmarkEnd w:id="20"/>
+    <w:bookmarkStart w:id="21" w:name="the-team-research-questions"/>
     <w:p>
       <w:pPr>
         <w:pStyle w:val="Heading2"/>
@@ -633,8 +633,8 @@
         <w:t xml:space="preserve">.</w:t>
       </w:r>
     </w:p>
-    <w:bookmarkEnd w:id="10"/>
-    <w:bookmarkStart w:id="11" w:name="data-methodology"/>
+    <w:bookmarkEnd w:id="21"/>
+    <w:bookmarkStart w:id="22" w:name="data-methodology"/>
     <w:p>
       <w:pPr>
         <w:pStyle w:val="Heading2"/>
@@ -935,8 +935,8 @@
         <w:t xml:space="preserve">, and is the single source of truth for every downstream page. The most common skills overall are Communication (31,661), Data Analysis (28,515), Management (24,631), SQL (21,733), and Problem Solving (18,522).</w:t>
       </w:r>
     </w:p>
-    <w:bookmarkEnd w:id="11"/>
-    <w:bookmarkStart w:id="20" w:name="summary-of-findings"/>
+    <w:bookmarkEnd w:id="22"/>
+    <w:bookmarkStart w:id="31" w:name="summary-of-findings"/>
     <w:p>
       <w:pPr>
         <w:pStyle w:val="Heading2"/>
@@ -953,7 +953,7 @@
         <w:t xml:space="preserve">What follows is a synthesis of the eight research-question pages — read this as a one-paragraph executive summary per page if you want the conclusions without the figures.</w:t>
       </w:r>
     </w:p>
-    <w:bookmarkStart w:id="12" w:name="geography-of-ai-vs.-non-ai-jobs-ricardo"/>
+    <w:bookmarkStart w:id="23" w:name="geography-of-ai-vs.-non-ai-jobs-ricardo"/>
     <w:p>
       <w:pPr>
         <w:pStyle w:val="Heading3"/>
@@ -999,8 +999,8 @@
         <w:t xml:space="preserve">— #2 in both AI volume (UMD-LinkUp) and broad talent attraction, with Austin and Dallas–Fort Worth functioning as bridge metros. AI postings carry a measurable salary premium (median $120,425 vs. $114,700), widest in the highest-AI-intensity states. Skills diverge sharply: AI postings demand Python, ML, SQL, AWS/Azure, and PyTorch/TensorFlow; non-AI postings spread across communication, project management, and Excel. Predictive models confirm the segmentation — KMeans clustering naturally separates AI from non-AI postings (silhouette = 0.443 at K=2), and ONET code is the strongest predictor of both salary and AI classification.</w:t>
       </w:r>
     </w:p>
-    <w:bookmarkEnd w:id="12"/>
-    <w:bookmarkStart w:id="13" w:name="tech-hubs-vs.-emerging-cities-tianyi"/>
+    <w:bookmarkEnd w:id="23"/>
+    <w:bookmarkStart w:id="24" w:name="tech-hubs-vs.-emerging-cities-tianyi"/>
     <w:p>
       <w:pPr>
         <w:pStyle w:val="Heading3"/>
@@ -1030,8 +1030,8 @@
         <w:t xml:space="preserve">. Dallas, Atlanta, Chicago, and other diversified urban economies appear in the top metro rankings, suggesting AI hiring is diffusing as digital transformation spreads across industries and remote/distributed work becomes more feasible. The implication for job seekers: don’t restrict the search to coastal hubs — emerging metros offer growing AI opportunities, often with lower cost of living and less competition.</w:t>
       </w:r>
     </w:p>
-    <w:bookmarkEnd w:id="13"/>
-    <w:bookmarkStart w:id="14" w:name="remote-jobs-by-industry-zichen-zhang"/>
+    <w:bookmarkEnd w:id="24"/>
+    <w:bookmarkStart w:id="25" w:name="remote-jobs-by-industry-zichen-zhang"/>
     <w:p>
       <w:pPr>
         <w:pStyle w:val="Heading3"/>
@@ -1077,8 +1077,8 @@
         <w:t xml:space="preserve">: Custom Computer Programming Services (-10.5 pp), Computer Systems Design Services (-8.4 pp), Other Computer Related Services (-8.0 pp). The takeaway: remote-work availability is industry-specific, not a single market-wide trend. Job seekers prioritizing flexibility should evaluate sector-by-sector rather than assuming a uniform direction.</w:t>
       </w:r>
     </w:p>
-    <w:bookmarkEnd w:id="14"/>
-    <w:bookmarkStart w:id="15" w:name="urban-vs.-rural-job-markets-yingyi"/>
+    <w:bookmarkEnd w:id="25"/>
+    <w:bookmarkStart w:id="26" w:name="urban-vs.-rural-job-markets-yingyi"/>
     <w:p>
       <w:pPr>
         <w:pStyle w:val="Heading3"/>
@@ -1108,8 +1108,8 @@
         <w:t xml:space="preserve">, and the AI wage premium is more pronounced in cities. The pattern matches the literature on AI as a skill-biased, geographically concentrated transformer of work — it amplifies existing urban–rural inequality rather than redistributing opportunity evenly.</w:t>
       </w:r>
     </w:p>
-    <w:bookmarkEnd w:id="15"/>
-    <w:bookmarkStart w:id="16" w:name="most-in-demand-skills-omar"/>
+    <w:bookmarkEnd w:id="26"/>
+    <w:bookmarkStart w:id="27" w:name="most-in-demand-skills-omar"/>
     <w:p>
       <w:pPr>
         <w:pStyle w:val="Heading3"/>
@@ -1158,14 +1158,14 @@
         <w:t xml:space="preserve"> </w:t>
       </w:r>
       <w:r>
-        <w:t xml:space="preserve">(Radovilsky et al. 2018; Verma et al. 2019; Levendis et al. 2025)</w:t>
+        <w:t xml:space="preserve">(Radovilsky et al. 2018; Verma et al. 2019; Levendis, Dickes, and Wilks 2025)</w:t>
       </w:r>
       <w:r>
         <w:t xml:space="preserve">.</w:t>
       </w:r>
     </w:p>
-    <w:bookmarkEnd w:id="16"/>
-    <w:bookmarkStart w:id="17" w:name="aiml-in-job-descriptions-omar"/>
+    <w:bookmarkEnd w:id="27"/>
+    <w:bookmarkStart w:id="28" w:name="aiml-in-job-descriptions-omar"/>
     <w:p>
       <w:pPr>
         <w:pStyle w:val="Heading3"/>
@@ -1211,14 +1211,14 @@
         <w:t xml:space="preserve"> </w:t>
       </w:r>
       <w:r>
-        <w:t xml:space="preserve">Carnevale et al. (2023)</w:t>
+        <w:t xml:space="preserve">Carnevale, Cheah, and Wenzinger (2023)</w:t>
       </w:r>
       <w:r>
         <w:t xml:space="preserve">.</w:t>
       </w:r>
     </w:p>
-    <w:bookmarkEnd w:id="17"/>
-    <w:bookmarkStart w:id="18" w:name="industries-hiring-data-scientists-omar"/>
+    <w:bookmarkEnd w:id="28"/>
+    <w:bookmarkStart w:id="29" w:name="industries-hiring-data-scientists-omar"/>
     <w:p>
       <w:pPr>
         <w:pStyle w:val="Heading3"/>
@@ -1280,8 +1280,8 @@
         <w:t xml:space="preserve">(median $134,500), followed by Retail Trade ($115,000) and Finance ($104,000). Skill profiles vary by industry: Information emphasizes Python, ETL, and Data Modeling; Finance emphasizes SQL, Communication, and Presentations.</w:t>
       </w:r>
     </w:p>
-    <w:bookmarkEnd w:id="18"/>
-    <w:bookmarkStart w:id="19" w:name="business-analytics-career-outlook-omar"/>
+    <w:bookmarkEnd w:id="29"/>
+    <w:bookmarkStart w:id="30" w:name="business-analytics-career-outlook-omar"/>
     <w:p>
       <w:pPr>
         <w:pStyle w:val="Heading3"/>
@@ -1339,9 +1339,9 @@
         <w:t xml:space="preserve">identity that distinguishes BA from DS/ML’s programming/algorithms focus. Education barriers are lower (71.5% Bachelor’s, just 2.6% Master’s), and the field spans Professional Services, Manufacturing, Finance, and Healthcare. Remote availability is moderate (22.7% remote). The path is accessible, the demand sustained, and the career trajectory clear.</w:t>
       </w:r>
     </w:p>
-    <w:bookmarkEnd w:id="19"/>
-    <w:bookmarkEnd w:id="20"/>
-    <w:bookmarkStart w:id="21" w:name="predictive-modeling"/>
+    <w:bookmarkEnd w:id="30"/>
+    <w:bookmarkEnd w:id="31"/>
+    <w:bookmarkStart w:id="32" w:name="predictive-modeling"/>
     <w:p>
       <w:pPr>
         <w:pStyle w:val="Heading2"/>
@@ -1408,13 +1408,92 @@
         <w:t xml:space="preserve">) uses K-means clustering on the postings and a cosine-similarity skill matcher so users can paste their skills and see which job clusters they’re closest to.</w:t>
       </w:r>
     </w:p>
-    <w:bookmarkEnd w:id="21"/>
-    <w:bookmarkStart w:id="23" w:name="tools-reproducibility"/>
+    <w:bookmarkEnd w:id="32"/>
+    <w:bookmarkStart w:id="33" w:name="geographic-salary-fairness"/>
     <w:p>
       <w:pPr>
         <w:pStyle w:val="Heading2"/>
       </w:pPr>
       <w:r>
+        <w:t xml:space="preserve">Geographic Salary Fairness</w:t>
+      </w:r>
+    </w:p>
+    <w:p>
+      <w:pPr>
+        <w:pStyle w:val="FirstParagraph"/>
+      </w:pPr>
+      <w:r>
+        <w:t xml:space="preserve">The site also includes a</w:t>
+      </w:r>
+      <w:r>
+        <w:t xml:space="preserve"> </w:t>
+      </w:r>
+      <w:r>
+        <w:rPr>
+          <w:b/>
+          <w:bCs/>
+        </w:rPr>
+        <w:t xml:space="preserve">Geographic Salary Fairness</w:t>
+      </w:r>
+      <w:r>
+        <w:t xml:space="preserve"> </w:t>
+      </w:r>
+      <w:r>
+        <w:t xml:space="preserve">analysis that asks whether certain cities or states pay more — or less — than the work itself would justify. Instead of directly comparing raw salaries across locations, the analysis first predicts salary using job-related features such as role category, experience level, industry, education, and remote status. Geography is intentionally left out of the prediction model so that location can be evaluated afterward.</w:t>
+      </w:r>
+    </w:p>
+    <w:p>
+      <w:pPr>
+        <w:pStyle w:val="BodyText"/>
+      </w:pPr>
+      <w:r>
+        <w:t xml:space="preserve">After the model predicts an expected salary, each posting receives a</w:t>
+      </w:r>
+      <w:r>
+        <w:t xml:space="preserve"> </w:t>
+      </w:r>
+      <w:r>
+        <w:rPr>
+          <w:b/>
+          <w:bCs/>
+        </w:rPr>
+        <w:t xml:space="preserve">residual</w:t>
+      </w:r>
+      <w:r>
+        <w:t xml:space="preserve">:</w:t>
+      </w:r>
+    </w:p>
+    <w:p>
+      <w:pPr>
+        <w:pStyle w:val="BodyText"/>
+      </w:pPr>
+      <w:r>
+        <w:t xml:space="preserve">A positive residual means the posting pays more than expected, while a negative residual means it pays less than expected. These residuals are then grouped by city and state to identify premium markets, where postings consistently pay above the model prediction, and discount markets, where postings consistently pay below the model prediction.</w:t>
+      </w:r>
+    </w:p>
+    <w:p>
+      <w:pPr>
+        <w:pStyle w:val="BodyText"/>
+      </w:pPr>
+      <w:r>
+        <w:t xml:space="preserve">This approach makes the fairness question more meaningful because the model is not simply saying that places like San Francisco or New York pay more because they have more tech jobs. Instead, it asks whether similar jobs still pay differently across locations after controlling for the job characteristics available in the data. The result is a descriptive fairness audit: it does not prove discrimination or exploitation, but it highlights where geography appears to influence pay beyond the work itself.</w:t>
+      </w:r>
+    </w:p>
+    <w:p>
+      <w:pPr>
+        <w:pStyle w:val="BodyText"/>
+      </w:pPr>
+      <w:r>
+        <w:t xml:space="preserve">The page also includes an interactive in-browser predictor. Users can paste a job description, auto-detect fields such as role, experience, education, industry, and remote status, then enter a city and posted salary. The tool compares the posted salary against the model’s expected salary and labels the offer as premium, fair, or discount relative to the prediction.</w:t>
+      </w:r>
+    </w:p>
+    <w:bookmarkEnd w:id="33"/>
+    <w:bookmarkStart w:id="35" w:name="tools-reproducibility"/>
+    <w:p>
+      <w:pPr>
+        <w:pStyle w:val="Heading2"/>
+      </w:pPr>
+      <w:r>
         <w:t xml:space="preserve">Tools &amp; Reproducibility</w:t>
       </w:r>
     </w:p>
@@ -1506,7 +1585,7 @@
       <w:r>
         <w:t xml:space="preserve"> </w:t>
       </w:r>
-      <w:hyperlink r:id="rId22">
+      <w:hyperlink r:id="rId34">
         <w:r>
           <w:rPr>
             <w:rStyle w:val="Hyperlink"/>
@@ -1518,8 +1597,8 @@
         <w:t xml:space="preserve">.</w:t>
       </w:r>
     </w:p>
-    <w:bookmarkEnd w:id="23"/>
-    <w:bookmarkStart w:id="24" w:name="how-to-read-this-report"/>
+    <w:bookmarkEnd w:id="35"/>
+    <w:bookmarkStart w:id="36" w:name="how-to-read-this-report"/>
     <w:p>
       <w:pPr>
         <w:pStyle w:val="Heading2"/>
@@ -1583,8 +1662,8 @@
         <w:t xml:space="preserve">page.</w:t>
       </w:r>
     </w:p>
-    <w:bookmarkEnd w:id="24"/>
-    <w:bookmarkStart w:id="33" w:name="references"/>
+    <w:bookmarkEnd w:id="36"/>
+    <w:bookmarkStart w:id="45" w:name="references"/>
     <w:p>
       <w:pPr>
         <w:pStyle w:val="Heading2"/>
@@ -1593,8 +1672,8 @@
         <w:t xml:space="preserve">References</w:t>
       </w:r>
     </w:p>
-    <w:bookmarkStart w:id="32" w:name="refs"/>
-    <w:bookmarkStart w:id="26" w:name="ref-carnevale2023generative"/>
+    <w:bookmarkStart w:id="44" w:name="refs"/>
+    <w:bookmarkStart w:id="38" w:name="ref-carnevale2023generative"/>
     <w:p>
       <w:pPr>
         <w:pStyle w:val="Bibliography"/>
@@ -1606,19 +1685,18 @@
         <w:t xml:space="preserve"> </w:t>
       </w:r>
       <w:r>
-        <w:rPr>
-          <w:i/>
-          <w:iCs/>
-        </w:rPr>
-        <w:t xml:space="preserve">The Impact of Generative AI on the Labor Market</w:t>
-      </w:r>
-      <w:r>
-        <w:t xml:space="preserve">. Georgetown University Center on Education; the Workforce.</w:t>
-      </w:r>
-      <w:r>
-        <w:t xml:space="preserve"> </w:t>
-      </w:r>
-      <w:hyperlink r:id="rId25">
+        <w:t xml:space="preserve">“The Impact of Generative AI on the Labor Market.”</w:t>
+      </w:r>
+      <w:r>
+        <w:t xml:space="preserve"> </w:t>
+      </w:r>
+      <w:r>
+        <w:t xml:space="preserve">Georgetown University Center on Education; the Workforce.</w:t>
+      </w:r>
+      <w:r>
+        <w:t xml:space="preserve"> </w:t>
+      </w:r>
+      <w:hyperlink r:id="rId37">
         <w:r>
           <w:rPr>
             <w:rStyle w:val="Hyperlink"/>
@@ -1630,8 +1708,8 @@
         <w:t xml:space="preserve">.</w:t>
       </w:r>
     </w:p>
-    <w:bookmarkEnd w:id="26"/>
-    <w:bookmarkStart w:id="28" w:name="ref-levendis2025business"/>
+    <w:bookmarkEnd w:id="38"/>
+    <w:bookmarkStart w:id="40" w:name="ref-levendis2025business"/>
     <w:p>
       <w:pPr>
         <w:pStyle w:val="Bibliography"/>
@@ -1656,12 +1734,12 @@
         <w:t xml:space="preserve">Decision Sciences Journal of Innovative Education</w:t>
       </w:r>
       <w:r>
-        <w:t xml:space="preserve">, ahead of print.</w:t>
-      </w:r>
-      <w:r>
-        <w:t xml:space="preserve"> </w:t>
-      </w:r>
-      <w:hyperlink r:id="rId27">
+        <w:t xml:space="preserve">.</w:t>
+      </w:r>
+      <w:r>
+        <w:t xml:space="preserve"> </w:t>
+      </w:r>
+      <w:hyperlink r:id="rId39">
         <w:r>
           <w:rPr>
             <w:rStyle w:val="Hyperlink"/>
@@ -1673,8 +1751,8 @@
         <w:t xml:space="preserve">.</w:t>
       </w:r>
     </w:p>
-    <w:bookmarkEnd w:id="28"/>
-    <w:bookmarkStart w:id="29" w:name="ref-radovilsky2018skills"/>
+    <w:bookmarkEnd w:id="40"/>
+    <w:bookmarkStart w:id="41" w:name="ref-radovilsky2018skills"/>
     <w:p>
       <w:pPr>
         <w:pStyle w:val="Bibliography"/>
@@ -1705,8 +1783,8 @@
         <w:t xml:space="preserve">16 (1): 82–101.</w:t>
       </w:r>
     </w:p>
-    <w:bookmarkEnd w:id="29"/>
-    <w:bookmarkStart w:id="31" w:name="ref-verma2019investigation"/>
+    <w:bookmarkEnd w:id="41"/>
+    <w:bookmarkStart w:id="43" w:name="ref-verma2019investigation"/>
     <w:p>
       <w:pPr>
         <w:pStyle w:val="Bibliography"/>
@@ -1739,7 +1817,7 @@
       <w:r>
         <w:t xml:space="preserve"> </w:t>
       </w:r>
-      <w:hyperlink r:id="rId30">
+      <w:hyperlink r:id="rId42">
         <w:r>
           <w:rPr>
             <w:rStyle w:val="Hyperlink"/>
@@ -1751,14 +1829,10 @@
         <w:t xml:space="preserve">.</w:t>
       </w:r>
     </w:p>
-    <w:bookmarkEnd w:id="31"/>
-    <w:bookmarkEnd w:id="32"/>
-    <w:bookmarkEnd w:id="33"/>
-    <w:sectPr>
-      <w:footnotePr>
-        <w:numRestart w:val="eachSect"/>
-      </w:footnotePr>
-    </w:sectPr>
+    <w:bookmarkEnd w:id="43"/>
+    <w:bookmarkEnd w:id="44"/>
+    <w:bookmarkEnd w:id="45"/>
+    <w:sectPr/>
   </w:body>
 </w:document>
 </file>
@@ -1981,10 +2055,10 @@
   <w:docDefaults>
     <w:rPrDefault>
       <w:rPr>
-        <w:rFonts w:asciiTheme="minorHAnsi" w:cstheme="minorBidi" w:eastAsiaTheme="minorEastAsia" w:hAnsiTheme="minorHAnsi"/>
+        <w:rFonts w:asciiTheme="minorHAnsi" w:cstheme="minorBidi" w:eastAsiaTheme="minorHAnsi" w:hAnsiTheme="minorHAnsi"/>
         <w:sz w:val="24"/>
         <w:szCs w:val="24"/>
-        <w:lang w:bidi="ar-SA" w:eastAsia="zh-CN" w:val="en-US"/>
+        <w:lang w:bidi="ar-SA" w:eastAsia="en-US" w:val="en-US"/>
       </w:rPr>
     </w:rPrDefault>
     <w:pPrDefault>
@@ -2036,6 +2110,8 @@
     </w:pPr>
     <w:rPr>
       <w:rFonts w:asciiTheme="majorHAnsi" w:cstheme="majorBidi" w:eastAsiaTheme="majorEastAsia" w:hAnsiTheme="majorHAnsi"/>
+      <w:spacing w:val="-10"/>
+      <w:kern w:val="28"/>
       <w:sz w:val="56"/>
       <w:szCs w:val="56"/>
     </w:rPr>
@@ -2048,6 +2124,8 @@
     <w:rsid w:val="00A10FD9"/>
     <w:rPr>
       <w:rFonts w:asciiTheme="majorHAnsi" w:cstheme="majorBidi" w:eastAsiaTheme="majorEastAsia" w:hAnsiTheme="majorHAnsi"/>
+      <w:spacing w:val="-10"/>
+      <w:kern w:val="28"/>
       <w:sz w:val="56"/>
       <w:szCs w:val="56"/>
     </w:rPr>
@@ -2088,31 +2166,23 @@
   </w:style>
   <w:style w:customStyle="1" w:styleId="Author" w:type="paragraph">
     <w:name w:val="Author"/>
-    <w:basedOn w:val="Title"/>
     <w:next w:val="BodyText"/>
     <w:qFormat/>
     <w:pPr>
       <w:keepNext/>
       <w:keepLines/>
+      <w:jc w:val="center"/>
     </w:pPr>
-    <w:rPr>
-      <w:sz w:val="24"/>
-      <w:szCs w:val="24"/>
-    </w:rPr>
   </w:style>
   <w:style w:styleId="Date" w:type="paragraph">
     <w:name w:val="Date"/>
-    <w:basedOn w:val="Title"/>
     <w:next w:val="BodyText"/>
     <w:qFormat/>
     <w:pPr>
       <w:keepNext/>
       <w:keepLines/>
+      <w:jc w:val="center"/>
     </w:pPr>
-    <w:rPr>
-      <w:sz w:val="24"/>
-      <w:szCs w:val="24"/>
-    </w:rPr>
   </w:style>
   <w:style w:customStyle="1" w:styleId="AbstractTitle" w:type="paragraph">
     <w:name w:val="Abstract Title"/>
@@ -2525,6 +2595,13 @@
       </w:tblCellMar>
     </w:tblPr>
     <w:tblStylePr w:type="firstRow">
+      <w:tblPr>
+        <w:jc w:val="left"/>
+        <w:tblInd w:type="dxa" w:w="0"/>
+      </w:tblPr>
+      <w:trPr>
+        <w:jc w:val="left"/>
+      </w:trPr>
       <w:tcPr>
         <w:tcBorders>
           <w:bottom w:val="single"/>

--- a/_site/about.docx
+++ b/_site/about.docx
@@ -31,7 +31,7 @@
         <w:pStyle w:val="Date"/>
       </w:pPr>
       <w:r>
-        <w:t xml:space="preserve">2026-04-28</w:t>
+        <w:t xml:space="preserve">2026-05-01</w:t>
       </w:r>
     </w:p>
     <w:sdt>
